--- a/InformeTecnico_SistemaHoteleroMB.docx
+++ b/InformeTecnico_SistemaHoteleroMB.docx
@@ -4633,6 +4633,15 @@
           <w:lang w:val="es-419"/>
         </w:rPr>
         <w:t>el usuario decida refrescar la tabla al presionarlo en método cargar datos reaccionara</w:t>
+      </w:r>
+      <w:r>
+        <w:rPr>
+          <w:rFonts w:ascii="Times New Roman" w:hAnsi="Times New Roman" w:cs="Times New Roman"/>
+          <w:b/>
+          <w:bCs/>
+          <w:lang w:val="es-419"/>
+        </w:rPr>
+        <w:t>. También cumple la función de realizar un commit en la base de datos</w:t>
       </w:r>
       <w:r>
         <w:rPr>
@@ -4790,6 +4799,7 @@
         <w:rPr>
           <w:rFonts w:ascii="Times New Roman" w:hAnsi="Times New Roman" w:cs="Times New Roman"/>
           <w:color w:val="00B0F0"/>
+          <w:lang w:val="es-419"/>
         </w:rPr>
       </w:pPr>
     </w:p>
@@ -5361,6 +5371,7 @@
         </w:rPr>
       </w:pPr>
     </w:p>
+    <w:bookmarkStart w:id="13" w:name="_Toc205416592"/>
     <w:p>
       <w:pPr>
         <w:pStyle w:val="Ttulo1"/>
@@ -5374,7 +5385,6 @@
           <w:szCs w:val="28"/>
         </w:rPr>
       </w:pPr>
-      <w:bookmarkStart w:id="13" w:name="_Toc205416592"/>
       <w:r>
         <w:rPr>
           <w:rFonts w:ascii="Times New Roman" w:hAnsi="Times New Roman" w:cs="Times New Roman"/>
